--- a/2026 SIWES/CE/NICHOLAS NGADI PAUL.docx
+++ b/2026 SIWES/CE/NICHOLAS NGADI PAUL.docx
@@ -155,7 +155,27 @@
           <w:sz w:val="28"/>
           <w:szCs w:val="28"/>
         </w:rPr>
-        <w:t xml:space="preserve">PHYSICAL PLANNING, FEDERAL POLYTECHNIC, </w:t>
+        <w:t>PHYSICAL PLANNING</w:t>
+      </w:r>
+      <w:r>
+        <w:rPr>
+          <w:rFonts w:ascii="Times New Roman" w:hAnsi="Times New Roman" w:cs="Times New Roman"/>
+          <w:b/>
+          <w:bCs/>
+          <w:sz w:val="28"/>
+          <w:szCs w:val="28"/>
+        </w:rPr>
+        <w:t xml:space="preserve"> DIRECTORATES</w:t>
+      </w:r>
+      <w:r>
+        <w:rPr>
+          <w:rFonts w:ascii="Times New Roman" w:hAnsi="Times New Roman" w:cs="Times New Roman"/>
+          <w:b/>
+          <w:bCs/>
+          <w:sz w:val="28"/>
+          <w:szCs w:val="28"/>
+        </w:rPr>
+        <w:t xml:space="preserve">, FEDERAL POLYTECHNIC, </w:t>
       </w:r>
     </w:p>
     <w:p>
@@ -220,12 +240,12 @@
         <w:pStyle w:val="Heading1"/>
       </w:pPr>
     </w:p>
-    <w:bookmarkStart w:id="2" w:name="_Toc222133967"/>
-    <w:bookmarkStart w:id="3" w:name="_Toc222134051"/>
     <w:p>
       <w:pPr>
         <w:pStyle w:val="Heading1"/>
       </w:pPr>
+      <w:bookmarkStart w:id="2" w:name="_Toc222133967"/>
+      <w:bookmarkStart w:id="3" w:name="_Toc222134051"/>
       <w:r>
         <w:rPr>
           <w:noProof/>
@@ -817,7 +837,7 @@
           <w:sz w:val="28"/>
           <w:szCs w:val="28"/>
         </w:rPr>
-        <w:t xml:space="preserve">PHYSICAL PLANNING, FEDERAL POLYTECHNIC, </w:t>
+        <w:t xml:space="preserve">PHYSICAL PLANNING DIRECTORATES, FEDERAL POLYTECHNIC, </w:t>
       </w:r>
     </w:p>
     <w:p>
@@ -1045,11 +1065,11 @@
         <w:t>5</w:t>
       </w:r>
     </w:p>
-    <w:bookmarkStart w:id="6" w:name="_Toc222134053"/>
     <w:p>
       <w:pPr>
         <w:pStyle w:val="Heading1"/>
       </w:pPr>
+      <w:bookmarkStart w:id="6" w:name="_Toc222134053"/>
       <w:r>
         <w:rPr>
           <w:noProof/>
@@ -1759,16 +1779,7 @@
           <w:sz w:val="28"/>
           <w:szCs w:val="28"/>
         </w:rPr>
-        <w:t xml:space="preserve">Mahmud </w:t>
-      </w:r>
-      <w:proofErr w:type="spellStart"/>
-      <w:r>
-        <w:rPr>
-          <w:rFonts w:ascii="Times New Roman" w:hAnsi="Times New Roman" w:cs="Times New Roman"/>
-          <w:sz w:val="28"/>
-          <w:szCs w:val="28"/>
-        </w:rPr>
-        <w:t>Mudu</w:t>
+        <w:t>Mahmud Mudu</w:t>
       </w:r>
       <w:r>
         <w:rPr>
@@ -1786,32 +1797,13 @@
         </w:rPr>
         <w:t>de</w:t>
       </w:r>
-      <w:proofErr w:type="spellEnd"/>
-      <w:r>
-        <w:rPr>
-          <w:rFonts w:ascii="Times New Roman" w:hAnsi="Times New Roman" w:cs="Times New Roman"/>
-          <w:sz w:val="28"/>
-          <w:szCs w:val="28"/>
-        </w:rPr>
-        <w:t xml:space="preserve"> for their effort ensuring the success of the industrial training </w:t>
-      </w:r>
-      <w:proofErr w:type="spellStart"/>
-      <w:r>
-        <w:rPr>
-          <w:rFonts w:ascii="Times New Roman" w:hAnsi="Times New Roman" w:cs="Times New Roman"/>
-          <w:sz w:val="28"/>
-          <w:szCs w:val="28"/>
-        </w:rPr>
-        <w:t>programme</w:t>
-      </w:r>
-      <w:proofErr w:type="spellEnd"/>
-      <w:r>
-        <w:rPr>
-          <w:rFonts w:ascii="Times New Roman" w:hAnsi="Times New Roman" w:cs="Times New Roman"/>
-          <w:sz w:val="28"/>
-          <w:szCs w:val="28"/>
-        </w:rPr>
-        <w:t>.</w:t>
+      <w:r>
+        <w:rPr>
+          <w:rFonts w:ascii="Times New Roman" w:hAnsi="Times New Roman" w:cs="Times New Roman"/>
+          <w:sz w:val="28"/>
+          <w:szCs w:val="28"/>
+        </w:rPr>
+        <w:t xml:space="preserve"> for their effort ensuring the success of the industrial training programme.</w:t>
       </w:r>
     </w:p>
     <w:p>
@@ -1830,25 +1822,7 @@
           <w:sz w:val="28"/>
           <w:szCs w:val="28"/>
         </w:rPr>
-        <w:t xml:space="preserve">I faithfully, acknowledge my </w:t>
-      </w:r>
-      <w:proofErr w:type="spellStart"/>
-      <w:r>
-        <w:rPr>
-          <w:rFonts w:ascii="Times New Roman" w:hAnsi="Times New Roman" w:cs="Times New Roman"/>
-          <w:sz w:val="28"/>
-          <w:szCs w:val="28"/>
-        </w:rPr>
-        <w:t>Honourable</w:t>
-      </w:r>
-      <w:proofErr w:type="spellEnd"/>
-      <w:r>
-        <w:rPr>
-          <w:rFonts w:ascii="Times New Roman" w:hAnsi="Times New Roman" w:cs="Times New Roman"/>
-          <w:sz w:val="28"/>
-          <w:szCs w:val="28"/>
-        </w:rPr>
-        <w:t xml:space="preserve"> Head of Department in person </w:t>
+        <w:t xml:space="preserve">I faithfully, acknowledge my Honourable Head of Department in person </w:t>
       </w:r>
       <w:r>
         <w:rPr>
@@ -1900,6 +1874,86 @@
     </w:p>
     <w:p>
       <w:pPr>
+        <w:jc w:val="both"/>
+        <w:rPr>
+          <w:rFonts w:ascii="Times New Roman" w:hAnsi="Times New Roman" w:cs="Times New Roman"/>
+          <w:i/>
+          <w:sz w:val="28"/>
+          <w:szCs w:val="28"/>
+          <w:lang w:val="en-GB"/>
+        </w:rPr>
+      </w:pPr>
+      <w:r>
+        <w:rPr>
+          <w:rFonts w:ascii="Times New Roman" w:hAnsi="Times New Roman" w:cs="Times New Roman"/>
+          <w:i/>
+          <w:sz w:val="28"/>
+          <w:szCs w:val="28"/>
+        </w:rPr>
+        <w:t>The Student Industrial Work Experience Scheme (SIWES) is an essential programme designed to bridge the gap between theoretical knowledge and practical application in higher institutions. This report presents the experience gained during my SIWES attachment at the Physical Planning Directorate, Federal Polytechnic, Mubi, Adamawa State.</w:t>
+      </w:r>
+      <w:r>
+        <w:rPr>
+          <w:rFonts w:ascii="Times New Roman" w:hAnsi="Times New Roman" w:cs="Times New Roman"/>
+          <w:i/>
+          <w:sz w:val="28"/>
+          <w:szCs w:val="28"/>
+        </w:rPr>
+        <w:t xml:space="preserve"> </w:t>
+      </w:r>
+      <w:r>
+        <w:rPr>
+          <w:rFonts w:ascii="Times New Roman" w:hAnsi="Times New Roman" w:cs="Times New Roman"/>
+          <w:i/>
+          <w:sz w:val="28"/>
+          <w:szCs w:val="28"/>
+          <w:lang w:val="en-GB"/>
+        </w:rPr>
+        <w:t>During the training period, I was exposed to various construction activities including site clearance, setting out, excavation, concrete mixing, block work, lintel construction, and drainage construction. These activities provided practical knowledge and enhanced my understanding of civil engineering processes and techniques.</w:t>
+      </w:r>
+      <w:r>
+        <w:rPr>
+          <w:rFonts w:ascii="Times New Roman" w:hAnsi="Times New Roman" w:cs="Times New Roman"/>
+          <w:i/>
+          <w:sz w:val="28"/>
+          <w:szCs w:val="28"/>
+          <w:lang w:val="en-GB"/>
+        </w:rPr>
+        <w:t xml:space="preserve"> </w:t>
+      </w:r>
+      <w:r>
+        <w:rPr>
+          <w:rFonts w:ascii="Times New Roman" w:hAnsi="Times New Roman" w:cs="Times New Roman"/>
+          <w:i/>
+          <w:sz w:val="28"/>
+          <w:szCs w:val="28"/>
+          <w:lang w:val="en-GB"/>
+        </w:rPr>
+        <w:t>The training also offered an opportunity to work with professionals in the field, thereby improving my technical skills, teamwork, and understanding of workplace ethics and safety practices. The SIWES programme has significantly contributed to my academic development by complementing classroom learning with real-life experience.</w:t>
+      </w:r>
+      <w:r>
+        <w:rPr>
+          <w:rFonts w:ascii="Times New Roman" w:hAnsi="Times New Roman" w:cs="Times New Roman"/>
+          <w:i/>
+          <w:sz w:val="28"/>
+          <w:szCs w:val="28"/>
+          <w:lang w:val="en-GB"/>
+        </w:rPr>
+        <w:t xml:space="preserve"> </w:t>
+      </w:r>
+      <w:r>
+        <w:rPr>
+          <w:rFonts w:ascii="Times New Roman" w:hAnsi="Times New Roman" w:cs="Times New Roman"/>
+          <w:i/>
+          <w:sz w:val="28"/>
+          <w:szCs w:val="28"/>
+          <w:lang w:val="en-GB"/>
+        </w:rPr>
+        <w:t>In conclusion, SIWES remains a valuable programme that equips students with the necessary skills and knowledge required for future professional practice in their respective fields.</w:t>
+      </w:r>
+    </w:p>
+    <w:p>
+      <w:pPr>
         <w:spacing w:line="240" w:lineRule="auto"/>
         <w:jc w:val="both"/>
         <w:rPr>
@@ -1910,56 +1964,6 @@
           <w:lang w:val="en-GB"/>
         </w:rPr>
       </w:pPr>
-      <w:r>
-        <w:rPr>
-          <w:rFonts w:ascii="Times New Roman" w:hAnsi="Times New Roman" w:cs="Times New Roman"/>
-          <w:i/>
-          <w:sz w:val="28"/>
-          <w:szCs w:val="28"/>
-          <w:lang w:val="en-GB"/>
-        </w:rPr>
-        <w:t>This technical report presents a detailed account of the knowledge and practical experience acquired during my four (4) months Student’s Industrial Work Experience Scheme (SIWES) at the Physical Planning Directorate, Federal Polytechnic, Mubi, Adamawa State, from 25th August, 2025 to 13th December, 2025. The training exposed me to real-life civil engineering practices and site operations, enabling me to bridge the gap between classroom theory and practical application.</w:t>
-      </w:r>
-      <w:r>
-        <w:rPr>
-          <w:rFonts w:ascii="Times New Roman" w:hAnsi="Times New Roman" w:cs="Times New Roman"/>
-          <w:i/>
-          <w:sz w:val="28"/>
-          <w:szCs w:val="28"/>
-          <w:lang w:val="en-GB"/>
-        </w:rPr>
-        <w:t xml:space="preserve"> </w:t>
-      </w:r>
-      <w:r>
-        <w:rPr>
-          <w:rFonts w:ascii="Times New Roman" w:hAnsi="Times New Roman" w:cs="Times New Roman"/>
-          <w:i/>
-          <w:sz w:val="28"/>
-          <w:szCs w:val="28"/>
-          <w:lang w:val="en-GB"/>
-        </w:rPr>
-        <w:t>During the training period, I participated in various construction activities such as site clearance, setting out using the builder’s square method, excavation of foundation trenches, concrete mixing, concrete base formation (blinding), block work, lintel construction, and drainage construction. I was also exposed to reinforcement detailing, sub-grade preparation, and the use of hand tools and construction equipment. These activities enhanced my understanding of construction procedures, safety measures, teamwork, and professional ethics in engineering practice.</w:t>
-      </w:r>
-      <w:r>
-        <w:rPr>
-          <w:rFonts w:ascii="Times New Roman" w:hAnsi="Times New Roman" w:cs="Times New Roman"/>
-          <w:i/>
-          <w:sz w:val="28"/>
-          <w:szCs w:val="28"/>
-          <w:lang w:val="en-GB"/>
-        </w:rPr>
-        <w:t xml:space="preserve"> </w:t>
-      </w:r>
-      <w:r>
-        <w:rPr>
-          <w:rFonts w:ascii="Times New Roman" w:hAnsi="Times New Roman" w:cs="Times New Roman"/>
-          <w:i/>
-          <w:sz w:val="28"/>
-          <w:szCs w:val="28"/>
-          <w:lang w:val="en-GB"/>
-        </w:rPr>
-        <w:t>The SIWES programme has greatly improved my technical skills, confidence, and problem-solving ability in civil engineering works. It has also provided me with valuable industrial exposure that will contribute positively to my academic and professional development.</w:t>
-      </w:r>
     </w:p>
     <w:p>
       <w:pPr>
@@ -6030,25 +6034,7 @@
           <w:sz w:val="28"/>
           <w:szCs w:val="28"/>
         </w:rPr>
-        <w:t xml:space="preserve">The Student’s Industrial Work Experience Scheme (SIWES) is a skill training </w:t>
-      </w:r>
-      <w:proofErr w:type="spellStart"/>
-      <w:r>
-        <w:rPr>
-          <w:rFonts w:ascii="Times New Roman" w:hAnsi="Times New Roman" w:cs="Times New Roman"/>
-          <w:sz w:val="28"/>
-          <w:szCs w:val="28"/>
-        </w:rPr>
-        <w:t>programme</w:t>
-      </w:r>
-      <w:proofErr w:type="spellEnd"/>
-      <w:r>
-        <w:rPr>
-          <w:rFonts w:ascii="Times New Roman" w:hAnsi="Times New Roman" w:cs="Times New Roman"/>
-          <w:sz w:val="28"/>
-          <w:szCs w:val="28"/>
-        </w:rPr>
-        <w:t xml:space="preserve"> designed to expose and prepare students in institution of higher learning.</w:t>
+        <w:t>The Student’s Industrial Work Experience Scheme (SIWES) is a skill training programme designed to expose and prepare students in institution of higher learning.</w:t>
       </w:r>
     </w:p>
     <w:p>
@@ -6086,25 +6072,7 @@
           <w:sz w:val="28"/>
           <w:szCs w:val="28"/>
         </w:rPr>
-        <w:t xml:space="preserve">The SIWES </w:t>
-      </w:r>
-      <w:proofErr w:type="spellStart"/>
-      <w:r>
-        <w:rPr>
-          <w:rFonts w:ascii="Times New Roman" w:hAnsi="Times New Roman" w:cs="Times New Roman"/>
-          <w:sz w:val="28"/>
-          <w:szCs w:val="28"/>
-        </w:rPr>
-        <w:t>programme</w:t>
-      </w:r>
-      <w:proofErr w:type="spellEnd"/>
-      <w:r>
-        <w:rPr>
-          <w:rFonts w:ascii="Times New Roman" w:hAnsi="Times New Roman" w:cs="Times New Roman"/>
-          <w:sz w:val="28"/>
-          <w:szCs w:val="28"/>
-        </w:rPr>
-        <w:t xml:space="preserve"> is finance by the Federal Government of Nigeria through the industrial training Fund (ITF) board. In most case, the capital used is partially obtained from taxing the registered companies and the federal government donated the remaining funds. The SIWES as a cooperation between industrial and institutional of higher learning in Nigeria is a continuation of student studies.</w:t>
+        <w:t>The SIWES programme is finance by the Federal Government of Nigeria through the industrial training Fund (ITF) board. In most case, the capital used is partially obtained from taxing the registered companies and the federal government donated the remaining funds. The SIWES as a cooperation between industrial and institutional of higher learning in Nigeria is a continuation of student studies.</w:t>
       </w:r>
     </w:p>
     <w:p>
@@ -6422,25 +6390,7 @@
           <w:sz w:val="28"/>
           <w:szCs w:val="28"/>
         </w:rPr>
-        <w:t xml:space="preserve">Seeking the harmonized ITF no formal training </w:t>
-      </w:r>
-      <w:proofErr w:type="spellStart"/>
-      <w:r>
-        <w:rPr>
-          <w:rFonts w:ascii="Times New Roman" w:hAnsi="Times New Roman" w:cs="Times New Roman"/>
-          <w:sz w:val="28"/>
-          <w:szCs w:val="28"/>
-        </w:rPr>
-        <w:t>programme</w:t>
-      </w:r>
-      <w:proofErr w:type="spellEnd"/>
-      <w:r>
-        <w:rPr>
-          <w:rFonts w:ascii="Times New Roman" w:hAnsi="Times New Roman" w:cs="Times New Roman"/>
-          <w:sz w:val="28"/>
-          <w:szCs w:val="28"/>
-        </w:rPr>
-        <w:t xml:space="preserve"> with the curricular formal education institution.</w:t>
+        <w:t>Seeking the harmonized ITF no formal training programme with the curricular formal education institution.</w:t>
       </w:r>
     </w:p>
     <w:p>
@@ -6491,25 +6441,7 @@
           <w:sz w:val="28"/>
           <w:szCs w:val="28"/>
         </w:rPr>
-        <w:t xml:space="preserve">The </w:t>
-      </w:r>
-      <w:proofErr w:type="spellStart"/>
-      <w:r>
-        <w:rPr>
-          <w:rFonts w:ascii="Times New Roman" w:hAnsi="Times New Roman" w:cs="Times New Roman"/>
-          <w:sz w:val="28"/>
-          <w:szCs w:val="28"/>
-        </w:rPr>
-        <w:t>programme</w:t>
-      </w:r>
-      <w:proofErr w:type="spellEnd"/>
-      <w:r>
-        <w:rPr>
-          <w:rFonts w:ascii="Times New Roman" w:hAnsi="Times New Roman" w:cs="Times New Roman"/>
-          <w:sz w:val="28"/>
-          <w:szCs w:val="28"/>
-        </w:rPr>
-        <w:t xml:space="preserve"> SIWES is the student industrial work Experience Scheme which is coordinated by the industrial training fund (ITF).</w:t>
+        <w:t>The programme SIWES is the student industrial work Experience Scheme which is coordinated by the industrial training fund (ITF).</w:t>
       </w:r>
     </w:p>
     <w:p>
@@ -6771,18 +6703,8 @@
           <w:sz w:val="28"/>
           <w:szCs w:val="28"/>
         </w:rPr>
-        <w:t xml:space="preserve">To provide knowledgeable and efficient graduates under each related </w:t>
-      </w:r>
-      <w:proofErr w:type="gramStart"/>
-      <w:r>
-        <w:rPr>
-          <w:rFonts w:ascii="Times New Roman" w:hAnsi="Times New Roman" w:cs="Times New Roman"/>
-          <w:sz w:val="28"/>
-          <w:szCs w:val="28"/>
-        </w:rPr>
-        <w:t>fields</w:t>
-      </w:r>
-      <w:proofErr w:type="gramEnd"/>
+        <w:t>To provide knowledgeable and efficient graduates under each related fields</w:t>
+      </w:r>
     </w:p>
     <w:p>
       <w:pPr>
@@ -6805,18 +6727,8 @@
           <w:sz w:val="28"/>
           <w:szCs w:val="28"/>
         </w:rPr>
-        <w:t xml:space="preserve">To increase the number of skilled </w:t>
-      </w:r>
-      <w:proofErr w:type="gramStart"/>
-      <w:r>
-        <w:rPr>
-          <w:rFonts w:ascii="Times New Roman" w:hAnsi="Times New Roman" w:cs="Times New Roman"/>
-          <w:sz w:val="28"/>
-          <w:szCs w:val="28"/>
-        </w:rPr>
-        <w:t>worker</w:t>
-      </w:r>
-      <w:proofErr w:type="gramEnd"/>
+        <w:t>To increase the number of skilled worker</w:t>
+      </w:r>
     </w:p>
     <w:p>
       <w:pPr>
@@ -6863,25 +6775,7 @@
           <w:sz w:val="28"/>
           <w:szCs w:val="28"/>
         </w:rPr>
-        <w:t xml:space="preserve">To enable the </w:t>
-      </w:r>
-      <w:proofErr w:type="gramStart"/>
-      <w:r>
-        <w:rPr>
-          <w:rFonts w:ascii="Times New Roman" w:hAnsi="Times New Roman" w:cs="Times New Roman"/>
-          <w:sz w:val="28"/>
-          <w:szCs w:val="28"/>
-        </w:rPr>
-        <w:t>students</w:t>
-      </w:r>
-      <w:proofErr w:type="gramEnd"/>
-      <w:r>
-        <w:rPr>
-          <w:rFonts w:ascii="Times New Roman" w:hAnsi="Times New Roman" w:cs="Times New Roman"/>
-          <w:sz w:val="28"/>
-          <w:szCs w:val="28"/>
-        </w:rPr>
-        <w:t xml:space="preserve"> practice their profession even after school, not only at working level even personally.</w:t>
+        <w:t>To enable the students practice their profession even after school, not only at working level even personally.</w:t>
       </w:r>
     </w:p>
     <w:p>
@@ -6937,25 +6831,7 @@
           <w:sz w:val="28"/>
           <w:szCs w:val="28"/>
         </w:rPr>
-        <w:t xml:space="preserve">It </w:t>
-      </w:r>
-      <w:proofErr w:type="gramStart"/>
-      <w:r>
-        <w:rPr>
-          <w:rFonts w:ascii="Times New Roman" w:hAnsi="Times New Roman" w:cs="Times New Roman"/>
-          <w:sz w:val="28"/>
-          <w:szCs w:val="28"/>
-        </w:rPr>
-        <w:t>help</w:t>
-      </w:r>
-      <w:proofErr w:type="gramEnd"/>
-      <w:r>
-        <w:rPr>
-          <w:rFonts w:ascii="Times New Roman" w:hAnsi="Times New Roman" w:cs="Times New Roman"/>
-          <w:sz w:val="28"/>
-          <w:szCs w:val="28"/>
-        </w:rPr>
-        <w:t xml:space="preserve"> student to gain job experience in life</w:t>
+        <w:t>It help student to gain job experience in life</w:t>
       </w:r>
     </w:p>
     <w:p>
@@ -7003,25 +6879,7 @@
           <w:sz w:val="28"/>
           <w:szCs w:val="28"/>
         </w:rPr>
-        <w:t xml:space="preserve">It </w:t>
-      </w:r>
-      <w:proofErr w:type="gramStart"/>
-      <w:r>
-        <w:rPr>
-          <w:rFonts w:ascii="Times New Roman" w:hAnsi="Times New Roman" w:cs="Times New Roman"/>
-          <w:sz w:val="28"/>
-          <w:szCs w:val="28"/>
-        </w:rPr>
-        <w:t>help</w:t>
-      </w:r>
-      <w:proofErr w:type="gramEnd"/>
-      <w:r>
-        <w:rPr>
-          <w:rFonts w:ascii="Times New Roman" w:hAnsi="Times New Roman" w:cs="Times New Roman"/>
-          <w:sz w:val="28"/>
-          <w:szCs w:val="28"/>
-        </w:rPr>
-        <w:t xml:space="preserve"> student to be skilled and knowledgeable in handling industrial equipment and tool.</w:t>
+        <w:t>It help student to be skilled and knowledgeable in handling industrial equipment and tool.</w:t>
       </w:r>
     </w:p>
     <w:p>
@@ -7045,25 +6903,7 @@
           <w:sz w:val="28"/>
           <w:szCs w:val="28"/>
         </w:rPr>
-        <w:t xml:space="preserve">It </w:t>
-      </w:r>
-      <w:proofErr w:type="gramStart"/>
-      <w:r>
-        <w:rPr>
-          <w:rFonts w:ascii="Times New Roman" w:hAnsi="Times New Roman" w:cs="Times New Roman"/>
-          <w:sz w:val="28"/>
-          <w:szCs w:val="28"/>
-        </w:rPr>
-        <w:t>help</w:t>
-      </w:r>
-      <w:proofErr w:type="gramEnd"/>
-      <w:r>
-        <w:rPr>
-          <w:rFonts w:ascii="Times New Roman" w:hAnsi="Times New Roman" w:cs="Times New Roman"/>
-          <w:sz w:val="28"/>
-          <w:szCs w:val="28"/>
-        </w:rPr>
-        <w:t xml:space="preserve"> students to apply principle taught in school successful on job assign to him/her.</w:t>
+        <w:t>It help students to apply principle taught in school successful on job assign to him/her.</w:t>
       </w:r>
       <w:bookmarkStart w:id="32" w:name="_Toc515644206"/>
     </w:p>
@@ -7155,27 +6995,7 @@
           <w:sz w:val="28"/>
           <w:szCs w:val="28"/>
         </w:rPr>
-        <w:t xml:space="preserve">, was established in the year 2009, with the sole aim of planning, design, construction and supervision of new project in the Federal Polytechnic, Mubi be it in contract or direct </w:t>
-      </w:r>
-      <w:proofErr w:type="spellStart"/>
-      <w:r>
-        <w:rPr>
-          <w:rFonts w:ascii="Times New Roman" w:hAnsi="Times New Roman" w:cs="Times New Roman"/>
-          <w:bCs/>
-          <w:sz w:val="28"/>
-          <w:szCs w:val="28"/>
-        </w:rPr>
-        <w:t>labour</w:t>
-      </w:r>
-      <w:proofErr w:type="spellEnd"/>
-      <w:r>
-        <w:rPr>
-          <w:rFonts w:ascii="Times New Roman" w:hAnsi="Times New Roman" w:cs="Times New Roman"/>
-          <w:bCs/>
-          <w:sz w:val="28"/>
-          <w:szCs w:val="28"/>
-        </w:rPr>
-        <w:t>. And procurement and preparation of land document.</w:t>
+        <w:t>, was established in the year 2009, with the sole aim of planning, design, construction and supervision of new project in the Federal Polytechnic, Mubi be it in contract or direct labour. And procurement and preparation of land document.</w:t>
       </w:r>
     </w:p>
     <w:p>
@@ -7459,12 +7279,12 @@
         </w:sectPr>
       </w:pPr>
     </w:p>
-    <w:bookmarkStart w:id="35" w:name="_Toc203390517"/>
-    <w:bookmarkStart w:id="36" w:name="_Toc222134068"/>
     <w:p>
       <w:pPr>
         <w:pStyle w:val="Heading2"/>
       </w:pPr>
+      <w:bookmarkStart w:id="35" w:name="_Toc203390517"/>
+      <w:bookmarkStart w:id="36" w:name="_Toc222134068"/>
       <w:r>
         <w:lastRenderedPageBreak/>
         <mc:AlternateContent>
@@ -8055,19 +7875,8 @@
                                     <w:sz w:val="20"/>
                                     <w:szCs w:val="20"/>
                                   </w:rPr>
-                                  <w:t xml:space="preserve">PRINCIPAL BUILDING </w:t>
+                                  <w:t>PRINCIPAL BUILDING ENGR..</w:t>
                                 </w:r>
-                                <w:proofErr w:type="gramStart"/>
-                                <w:r>
-                                  <w:rPr>
-                                    <w:rFonts w:ascii="Times New Roman" w:hAnsi="Times New Roman" w:cs="Times New Roman"/>
-                                    <w:b/>
-                                    <w:sz w:val="20"/>
-                                    <w:szCs w:val="20"/>
-                                  </w:rPr>
-                                  <w:t>ENGR..</w:t>
-                                </w:r>
-                                <w:proofErr w:type="gramEnd"/>
                               </w:p>
                             </w:txbxContent>
                           </wps:txbx>
@@ -11420,25 +11229,7 @@
           <w:szCs w:val="28"/>
         </w:rPr>
         <w:lastRenderedPageBreak/>
-        <w:t xml:space="preserve">Builder’s square was used to align the blocks and a line was used to extend the alignment to another angle of the site as specified in the floor </w:t>
-      </w:r>
-      <w:proofErr w:type="gramStart"/>
-      <w:r>
-        <w:rPr>
-          <w:rFonts w:ascii="Times New Roman" w:hAnsi="Times New Roman" w:cs="Times New Roman"/>
-          <w:sz w:val="28"/>
-          <w:szCs w:val="28"/>
-        </w:rPr>
-        <w:t>plan,</w:t>
-      </w:r>
-      <w:proofErr w:type="gramEnd"/>
-      <w:r>
-        <w:rPr>
-          <w:rFonts w:ascii="Times New Roman" w:hAnsi="Times New Roman" w:cs="Times New Roman"/>
-          <w:sz w:val="28"/>
-          <w:szCs w:val="28"/>
-        </w:rPr>
-        <w:t xml:space="preserve"> this was done continuously.</w:t>
+        <w:t>Builder’s square was used to align the blocks and a line was used to extend the alignment to another angle of the site as specified in the floor plan, this was done continuously.</w:t>
       </w:r>
     </w:p>
     <w:p>
@@ -11691,61 +11482,7 @@
           <w:sz w:val="28"/>
           <w:szCs w:val="28"/>
         </w:rPr>
-        <w:t xml:space="preserve">Excavation work </w:t>
-      </w:r>
-      <w:proofErr w:type="gramStart"/>
-      <w:r>
-        <w:rPr>
-          <w:rFonts w:ascii="Times New Roman" w:hAnsi="Times New Roman" w:cs="Times New Roman"/>
-          <w:sz w:val="28"/>
-          <w:szCs w:val="28"/>
-        </w:rPr>
-        <w:t>were</w:t>
-      </w:r>
-      <w:proofErr w:type="gramEnd"/>
-      <w:r>
-        <w:rPr>
-          <w:rFonts w:ascii="Times New Roman" w:hAnsi="Times New Roman" w:cs="Times New Roman"/>
-          <w:sz w:val="28"/>
-          <w:szCs w:val="28"/>
-        </w:rPr>
-        <w:t xml:space="preserve"> carried out manually where unskilled </w:t>
-      </w:r>
-      <w:proofErr w:type="spellStart"/>
-      <w:r>
-        <w:rPr>
-          <w:rFonts w:ascii="Times New Roman" w:hAnsi="Times New Roman" w:cs="Times New Roman"/>
-          <w:sz w:val="28"/>
-          <w:szCs w:val="28"/>
-        </w:rPr>
-        <w:t>labourer</w:t>
-      </w:r>
-      <w:proofErr w:type="spellEnd"/>
-      <w:r>
-        <w:rPr>
-          <w:rFonts w:ascii="Times New Roman" w:hAnsi="Times New Roman" w:cs="Times New Roman"/>
-          <w:sz w:val="28"/>
-          <w:szCs w:val="28"/>
-        </w:rPr>
-        <w:t xml:space="preserve"> </w:t>
-      </w:r>
-      <w:proofErr w:type="gramStart"/>
-      <w:r>
-        <w:rPr>
-          <w:rFonts w:ascii="Times New Roman" w:hAnsi="Times New Roman" w:cs="Times New Roman"/>
-          <w:sz w:val="28"/>
-          <w:szCs w:val="28"/>
-        </w:rPr>
-        <w:t>where</w:t>
-      </w:r>
-      <w:proofErr w:type="gramEnd"/>
-      <w:r>
-        <w:rPr>
-          <w:rFonts w:ascii="Times New Roman" w:hAnsi="Times New Roman" w:cs="Times New Roman"/>
-          <w:sz w:val="28"/>
-          <w:szCs w:val="28"/>
-        </w:rPr>
-        <w:t xml:space="preserve"> involved with digger, shovels, head pan and wheel barrow. The following factors must be considered when carrying out any excavation work.</w:t>
+        <w:t>Excavation work were carried out manually where unskilled labourer where involved with digger, shovels, head pan and wheel barrow. The following factors must be considered when carrying out any excavation work.</w:t>
       </w:r>
     </w:p>
     <w:p>
@@ -13546,23 +13283,13 @@
           <w:szCs w:val="28"/>
         </w:rPr>
       </w:pPr>
-      <w:proofErr w:type="spellStart"/>
       <w:r>
         <w:rPr>
           <w:rStyle w:val="Strong"/>
           <w:sz w:val="28"/>
           <w:szCs w:val="28"/>
         </w:rPr>
-        <w:t>Leveling</w:t>
-      </w:r>
-      <w:proofErr w:type="spellEnd"/>
-      <w:r>
-        <w:rPr>
-          <w:rStyle w:val="Strong"/>
-          <w:sz w:val="28"/>
-          <w:szCs w:val="28"/>
-        </w:rPr>
-        <w:t xml:space="preserve"> and Finishing</w:t>
+        <w:t>Leveling and Finishing</w:t>
       </w:r>
       <w:r>
         <w:rPr>
@@ -14016,27 +13743,7 @@
           <w:szCs w:val="28"/>
           <w:lang w:val="en-GB"/>
         </w:rPr>
-        <w:t xml:space="preserve">The trowel is used for spreading mortar on bricks or blocks during laying. It helps in shaping and </w:t>
-      </w:r>
-      <w:proofErr w:type="spellStart"/>
-      <w:r>
-        <w:rPr>
-          <w:rFonts w:ascii="Times New Roman" w:hAnsi="Times New Roman" w:cs="Times New Roman"/>
-          <w:sz w:val="28"/>
-          <w:szCs w:val="28"/>
-          <w:lang w:val="en-GB"/>
-        </w:rPr>
-        <w:t>leveling</w:t>
-      </w:r>
-      <w:proofErr w:type="spellEnd"/>
-      <w:r>
-        <w:rPr>
-          <w:rFonts w:ascii="Times New Roman" w:hAnsi="Times New Roman" w:cs="Times New Roman"/>
-          <w:sz w:val="28"/>
-          <w:szCs w:val="28"/>
-          <w:lang w:val="en-GB"/>
-        </w:rPr>
-        <w:t xml:space="preserve"> mortar joints to ensure a neat finish. It is also used for applying plaster to walls and for scooping or mixing small quantities of cement mortar. Because of its versatility, it is considered an essential tool in civil engineering masonry works.</w:t>
+        <w:t>The trowel is used for spreading mortar on bricks or blocks during laying. It helps in shaping and leveling mortar joints to ensure a neat finish. It is also used for applying plaster to walls and for scooping or mixing small quantities of cement mortar. Because of its versatility, it is considered an essential tool in civil engineering masonry works.</w:t>
       </w:r>
     </w:p>
     <w:p>
@@ -14187,27 +13894,7 @@
           <w:szCs w:val="28"/>
           <w:lang w:val="en-GB"/>
         </w:rPr>
-        <w:t xml:space="preserve">A spirit level is a measuring tool made of wood, plastic, or </w:t>
-      </w:r>
-      <w:proofErr w:type="spellStart"/>
-      <w:r>
-        <w:rPr>
-          <w:rFonts w:ascii="Times New Roman" w:hAnsi="Times New Roman" w:cs="Times New Roman"/>
-          <w:sz w:val="28"/>
-          <w:szCs w:val="28"/>
-          <w:lang w:val="en-GB"/>
-        </w:rPr>
-        <w:t>aluminum</w:t>
-      </w:r>
-      <w:proofErr w:type="spellEnd"/>
-      <w:r>
-        <w:rPr>
-          <w:rFonts w:ascii="Times New Roman" w:hAnsi="Times New Roman" w:cs="Times New Roman"/>
-          <w:sz w:val="28"/>
-          <w:szCs w:val="28"/>
-          <w:lang w:val="en-GB"/>
-        </w:rPr>
-        <w:t>, containing a sealed glass tube filled with liquid and an air bubble. The position of the bubble indicates whether a surface is level or plumb.</w:t>
+        <w:t>A spirit level is a measuring tool made of wood, plastic, or aluminum, containing a sealed glass tube filled with liquid and an air bubble. The position of the bubble indicates whether a surface is level or plumb.</w:t>
       </w:r>
       <w:r>
         <w:rPr>
@@ -14249,7 +13936,7 @@
         </w:rPr>
         <w:lastRenderedPageBreak/>
         <w:drawing>
-          <wp:inline distT="0" distB="0" distL="0" distR="0" wp14:anchorId="74865DD5" wp14:editId="119D4451">
+          <wp:inline distT="0" distB="0" distL="0" distR="0" wp14:anchorId="74865DD5" wp14:editId="3AF9A478">
             <wp:extent cx="2576599" cy="1141444"/>
             <wp:effectExtent l="0" t="0" r="0" b="1905"/>
             <wp:docPr id="272364561" name="Picture 32"/>
@@ -14618,7 +14305,7 @@
           <w:lang w:val="en-GB"/>
         </w:rPr>
         <w:drawing>
-          <wp:inline distT="0" distB="0" distL="0" distR="0" wp14:anchorId="13A16CCF" wp14:editId="3B10E13A">
+          <wp:inline distT="0" distB="0" distL="0" distR="0" wp14:anchorId="13A16CCF" wp14:editId="109B9040">
             <wp:extent cx="1951796" cy="1441518"/>
             <wp:effectExtent l="0" t="0" r="0" b="6350"/>
             <wp:docPr id="1478730733" name="Picture 24"/>
@@ -14751,27 +14438,7 @@
           <w:szCs w:val="28"/>
           <w:lang w:val="en-GB"/>
         </w:rPr>
-        <w:t xml:space="preserve">A measuring tape is a flexible ruler made of steel, fiberglass, or cloth, marked with measurement units such as meters and </w:t>
-      </w:r>
-      <w:proofErr w:type="spellStart"/>
-      <w:r>
-        <w:rPr>
-          <w:rFonts w:ascii="Times New Roman" w:hAnsi="Times New Roman" w:cs="Times New Roman"/>
-          <w:sz w:val="28"/>
-          <w:szCs w:val="28"/>
-          <w:lang w:val="en-GB"/>
-        </w:rPr>
-        <w:t>centimeters</w:t>
-      </w:r>
-      <w:proofErr w:type="spellEnd"/>
-      <w:r>
-        <w:rPr>
-          <w:rFonts w:ascii="Times New Roman" w:hAnsi="Times New Roman" w:cs="Times New Roman"/>
-          <w:sz w:val="28"/>
-          <w:szCs w:val="28"/>
-          <w:lang w:val="en-GB"/>
-        </w:rPr>
-        <w:t>.</w:t>
+        <w:t>A measuring tape is a flexible ruler made of steel, fiberglass, or cloth, marked with measurement units such as meters and centimeters.</w:t>
       </w:r>
       <w:r>
         <w:rPr>
@@ -15156,7 +14823,7 @@
           <w:szCs w:val="28"/>
           <w:lang w:val="en-GB"/>
         </w:rPr>
-        <w:t>Students should be posted to well-structured organizations where they can gain adequate practical exposure related to their field of study.</w:t>
+        <w:t>The Industrial Training Fund (ITF) should ensure timely payment of students’ allowances to support them during the training period.</w:t>
       </w:r>
     </w:p>
     <w:p>
@@ -15181,7 +14848,7 @@
           <w:szCs w:val="28"/>
           <w:lang w:val="en-GB"/>
         </w:rPr>
-        <w:t>The Industrial Training Fund (ITF) should ensure timely payment of students’ allowances to support them during the training period.</w:t>
+        <w:t>Supervisors from both the institution and the organization should conduct regular visits to monitor students’ progress and performance.</w:t>
       </w:r>
     </w:p>
     <w:p>
@@ -15206,7 +14873,7 @@
           <w:szCs w:val="28"/>
           <w:lang w:val="en-GB"/>
         </w:rPr>
-        <w:t>Supervisors from both the institution and the organization should conduct regular visits to monitor students’ progress and performance.</w:t>
+        <w:t>Students should be allowed to participate actively in practical tasks rather than being limited to observation only.</w:t>
       </w:r>
     </w:p>
     <w:p>
@@ -15231,7 +14898,7 @@
           <w:szCs w:val="28"/>
           <w:lang w:val="en-GB"/>
         </w:rPr>
-        <w:t>Students should be allowed to participate actively in practical tasks rather than being limited to observation only.</w:t>
+        <w:t>Institutions should organize orientation programmes before SIWES to properly prepare students for industrial training.</w:t>
       </w:r>
     </w:p>
     <w:p>
@@ -15256,31 +14923,6 @@
           <w:szCs w:val="28"/>
           <w:lang w:val="en-GB"/>
         </w:rPr>
-        <w:t>Institutions should organize orientation programmes before SIWES to properly prepare students for industrial training.</w:t>
-      </w:r>
-    </w:p>
-    <w:p>
-      <w:pPr>
-        <w:numPr>
-          <w:ilvl w:val="0"/>
-          <w:numId w:val="23"/>
-        </w:numPr>
-        <w:spacing w:line="480" w:lineRule="auto"/>
-        <w:jc w:val="both"/>
-        <w:rPr>
-          <w:rFonts w:ascii="Times New Roman" w:hAnsi="Times New Roman" w:cs="Times New Roman"/>
-          <w:sz w:val="28"/>
-          <w:szCs w:val="28"/>
-          <w:lang w:val="en-GB"/>
-        </w:rPr>
-      </w:pPr>
-      <w:r>
-        <w:rPr>
-          <w:rFonts w:ascii="Times New Roman" w:hAnsi="Times New Roman" w:cs="Times New Roman"/>
-          <w:sz w:val="28"/>
-          <w:szCs w:val="28"/>
-          <w:lang w:val="en-GB"/>
-        </w:rPr>
         <w:t>Construction sites should strictly enforce safety measures and provide personal protective equipment (PPE) for students and workers.</w:t>
       </w:r>
     </w:p>
@@ -15330,7 +14972,6 @@
           <w:lang w:val="en-GB" w:eastAsia="en-GB"/>
         </w:rPr>
       </w:pPr>
-      <w:proofErr w:type="spellStart"/>
       <w:r>
         <w:rPr>
           <w:rFonts w:ascii="Times New Roman" w:eastAsia="Times New Roman" w:hAnsi="Times New Roman" w:cs="Times New Roman"/>
@@ -15338,17 +14979,7 @@
           <w:szCs w:val="24"/>
           <w:lang w:val="en-GB" w:eastAsia="en-GB"/>
         </w:rPr>
-        <w:t>Bungey</w:t>
-      </w:r>
-      <w:proofErr w:type="spellEnd"/>
-      <w:r>
-        <w:rPr>
-          <w:rFonts w:ascii="Times New Roman" w:eastAsia="Times New Roman" w:hAnsi="Times New Roman" w:cs="Times New Roman"/>
-          <w:sz w:val="28"/>
-          <w:szCs w:val="24"/>
-          <w:lang w:val="en-GB" w:eastAsia="en-GB"/>
-        </w:rPr>
-        <w:t xml:space="preserve">, J. H., &amp; Mosley, W. H. (1990). </w:t>
+        <w:t xml:space="preserve">Bungey, J. H., &amp; Mosley, W. H. (1990). </w:t>
       </w:r>
       <w:r>
         <w:rPr>
@@ -15474,27 +15105,7 @@
           <w:szCs w:val="24"/>
           <w:lang w:val="en-GB" w:eastAsia="en-GB"/>
         </w:rPr>
-        <w:t xml:space="preserve">Wignall, A., Kendrick, P. S., &amp; </w:t>
-      </w:r>
-      <w:proofErr w:type="spellStart"/>
-      <w:r>
-        <w:rPr>
-          <w:rFonts w:ascii="Times New Roman" w:eastAsia="Times New Roman" w:hAnsi="Times New Roman" w:cs="Times New Roman"/>
-          <w:sz w:val="28"/>
-          <w:szCs w:val="24"/>
-          <w:lang w:val="en-GB" w:eastAsia="en-GB"/>
-        </w:rPr>
-        <w:t>Ancill</w:t>
-      </w:r>
-      <w:proofErr w:type="spellEnd"/>
-      <w:r>
-        <w:rPr>
-          <w:rFonts w:ascii="Times New Roman" w:eastAsia="Times New Roman" w:hAnsi="Times New Roman" w:cs="Times New Roman"/>
-          <w:sz w:val="28"/>
-          <w:szCs w:val="24"/>
-          <w:lang w:val="en-GB" w:eastAsia="en-GB"/>
-        </w:rPr>
-        <w:t xml:space="preserve">, R. (2013). </w:t>
+        <w:t xml:space="preserve">Wignall, A., Kendrick, P. S., &amp; Ancill, R. (2013). </w:t>
       </w:r>
       <w:r>
         <w:rPr>
@@ -18319,7 +17930,6 @@
   <w:style w:type="character" w:default="1" w:styleId="DefaultParagraphFont">
     <w:name w:val="Default Paragraph Font"/>
     <w:uiPriority w:val="1"/>
-    <w:semiHidden/>
     <w:unhideWhenUsed/>
   </w:style>
   <w:style w:type="table" w:default="1" w:styleId="TableNormal">
